--- a/TC/Forms/011 - Dossier_individuel_du_candidat.docx
+++ b/TC/Forms/011 - Dossier_individuel_du_candidat.docx
@@ -684,26 +684,6 @@
         <w:rPr>
           <w:b/>
           <w:bCs/>
-          <w:sz w:val="8"/>
-          <w:szCs w:val="8"/>
-        </w:rPr>
-      </w:pPr>
-    </w:p>
-    <w:p>
-      <w:pPr>
-        <w:spacing w:after="120" w:line="240" w:lineRule="auto"/>
-        <w:rPr>
-          <w:b/>
-          <w:bCs/>
-        </w:rPr>
-      </w:pPr>
-    </w:p>
-    <w:p>
-      <w:pPr>
-        <w:spacing w:after="120" w:line="240" w:lineRule="auto"/>
-        <w:rPr>
-          <w:b/>
-          <w:bCs/>
         </w:rPr>
       </w:pPr>
       <w:r>
@@ -1324,21 +1304,7 @@
               <w:bottom w:val="single" w:sz="4" w:space="0" w:color="auto"/>
             </w:tcBorders>
           </w:tcPr>
-          <w:p>
-            <w:pPr>
-              <w:pStyle w:val="ListParagraph"/>
-              <w:numPr>
-                <w:ilvl w:val="0"/>
-                <w:numId w:val="12"/>
-              </w:numPr>
-            </w:pPr>
-            <w:r>
-              <w:t xml:space="preserve">Rapport(s) </w:t>
-            </w:r>
-            <w:r>
-              <w:t>disciplinaire(s) (si applicable)</w:t>
-            </w:r>
-          </w:p>
+          <w:p/>
         </w:tc>
         <w:tc>
           <w:tcPr>
@@ -1406,6 +1372,9 @@
         </w:tc>
       </w:tr>
       <w:tr>
+        <w:trPr>
+          <w:trHeight w:val="314"/>
+        </w:trPr>
         <w:tc>
           <w:tcPr>
             <w:tcW w:w="7054" w:type="dxa"/>
@@ -1423,8 +1392,21 @@
               </w:numPr>
             </w:pPr>
             <w:r>
-              <w:t>Fiche d'évaluation individuelle</w:t>
+              <w:t xml:space="preserve">Fiche </w:t>
             </w:r>
+            <w:proofErr w:type="spellStart"/>
+            <w:r>
+              <w:t>d'évaluation</w:t>
+            </w:r>
+            <w:proofErr w:type="spellEnd"/>
+            <w:r>
+              <w:t xml:space="preserve"> </w:t>
+            </w:r>
+            <w:proofErr w:type="spellStart"/>
+            <w:r>
+              <w:t>individuelle</w:t>
+            </w:r>
+            <w:proofErr w:type="spellEnd"/>
           </w:p>
         </w:tc>
         <w:tc>
@@ -1462,8 +1444,21 @@
                 <w:numId w:val="13"/>
               </w:numPr>
             </w:pPr>
+            <w:proofErr w:type="spellStart"/>
             <w:r>
-              <w:t>Résultat de l'examen final</w:t>
+              <w:t>Résultat</w:t>
+            </w:r>
+            <w:proofErr w:type="spellEnd"/>
+            <w:r>
+              <w:t xml:space="preserve"> de </w:t>
+            </w:r>
+            <w:proofErr w:type="spellStart"/>
+            <w:r>
+              <w:t>l'examen</w:t>
+            </w:r>
+            <w:proofErr w:type="spellEnd"/>
+            <w:r>
+              <w:t xml:space="preserve"> final</w:t>
             </w:r>
           </w:p>
         </w:tc>
@@ -1497,14 +1492,7 @@
           <w:p>
             <w:pPr>
               <w:pStyle w:val="ListParagraph"/>
-              <w:numPr>
-                <w:ilvl w:val="0"/>
-                <w:numId w:val="13"/>
-              </w:numPr>
             </w:pPr>
-            <w:r>
-              <w:t>Décision finale</w:t>
-            </w:r>
           </w:p>
         </w:tc>
         <w:tc>
